--- a/ict9/_planning/ICT9_2.4_Teacher_Guide.docx
+++ b/ict9/_planning/ICT9_2.4_Teacher_Guide.docx
@@ -2386,7 +2386,7 @@
           <w:sz w:val="19"/>
           <w:szCs w:val="19"/>
         </w:rPr>
-        <w:t xml:space="preserve">First version of my studio site</w:t>
+        <w:t xml:space="preserve">First version of my studio code</w:t>
       </w:r>
       <w:r>
         <w:t xml:space="preserve"> → </w:t>
